--- a/49K212.06_Product backlog.docx
+++ b/49K212.06_Product backlog.docx
@@ -53,7 +53,6 @@
         <w:tblW w:w="9357" w:type="dxa"/>
         <w:tblInd w:w="12" w:type="dxa"/>
         <w:tblCellMar>
-          <w:top w:w="0" w:type="dxa"/>
           <w:left w:w="98" w:type="dxa"/>
           <w:bottom w:w="69" w:type="dxa"/>
           <w:right w:w="86" w:type="dxa"/>
@@ -1086,7 +1085,6 @@
         <w:tblCellMar>
           <w:top w:w="135" w:type="dxa"/>
           <w:left w:w="98" w:type="dxa"/>
-          <w:bottom w:w="0" w:type="dxa"/>
           <w:right w:w="115" w:type="dxa"/>
         </w:tblCellMar>
         <w:tblLook w:val="04A0" w:firstRow="1" w:lastRow="0" w:firstColumn="1" w:lastColumn="0" w:noHBand="0" w:noVBand="1"/>
@@ -1422,7 +1420,6 @@
         <w:tblW w:w="9342" w:type="dxa"/>
         <w:tblInd w:w="12" w:type="dxa"/>
         <w:tblCellMar>
-          <w:top w:w="0" w:type="dxa"/>
           <w:left w:w="98" w:type="dxa"/>
           <w:bottom w:w="110" w:type="dxa"/>
           <w:right w:w="35" w:type="dxa"/>
@@ -3371,7 +3368,17 @@
                 <w:sz w:val="20"/>
                 <w:szCs w:val="20"/>
               </w:rPr>
-              <w:t>Cập nhật thông tin liên hệ, avatar</w:t>
+              <w:t>Quản</w:t>
+            </w:r>
+            <w:r>
+              <w:rPr>
+                <w:rFonts w:eastAsia="Arial"/>
+                <w:color w:val="auto"/>
+                <w:sz w:val="20"/>
+                <w:szCs w:val="20"/>
+                <w:lang w:val="vi-VN"/>
+              </w:rPr>
+              <w:t xml:space="preserve"> lý hồ sơ cá nhân</w:t>
             </w:r>
           </w:p>
         </w:tc>
@@ -5493,18 +5500,26 @@
                 <w:color w:val="auto"/>
                 <w:sz w:val="20"/>
                 <w:szCs w:val="20"/>
-                <w:lang w:val="vi-VN"/>
-              </w:rPr>
-            </w:pPr>
-            <w:r>
-              <w:rPr>
-                <w:rFonts w:eastAsia="Arial"/>
-                <w:color w:val="auto"/>
-                <w:sz w:val="20"/>
-                <w:szCs w:val="20"/>
-                <w:lang w:val="vi-VN"/>
-              </w:rPr>
-              <w:t>US13</w:t>
+              </w:rPr>
+            </w:pPr>
+            <w:r>
+              <w:rPr>
+                <w:rFonts w:eastAsia="Arial"/>
+                <w:color w:val="auto"/>
+                <w:sz w:val="20"/>
+                <w:szCs w:val="20"/>
+                <w:lang w:val="vi-VN"/>
+              </w:rPr>
+              <w:t>US1</w:t>
+            </w:r>
+            <w:r>
+              <w:rPr>
+                <w:rFonts w:eastAsia="Arial"/>
+                <w:color w:val="auto"/>
+                <w:sz w:val="20"/>
+                <w:szCs w:val="20"/>
+              </w:rPr>
+              <w:t>4</w:t>
             </w:r>
           </w:p>
         </w:tc>

--- a/49K212.06_Product backlog.docx
+++ b/49K212.06_Product backlog.docx
@@ -3367,6 +3367,7 @@
                 <w:color w:val="auto"/>
                 <w:sz w:val="20"/>
                 <w:szCs w:val="20"/>
+                <w:lang w:val="vi-VN"/>
               </w:rPr>
               <w:t>Quản</w:t>
             </w:r>
@@ -4475,7 +4476,27 @@
                 <w:szCs w:val="20"/>
                 <w:lang w:val="vi-VN"/>
               </w:rPr>
-              <w:t>Chỉnh sửa bài đăng sách</w:t>
+              <w:t xml:space="preserve">Chỉnh </w:t>
+            </w:r>
+            <w:r>
+              <w:rPr>
+                <w:rFonts w:eastAsia="Arial"/>
+                <w:color w:val="auto"/>
+                <w:sz w:val="20"/>
+                <w:szCs w:val="20"/>
+                <w:lang w:val="vi-VN"/>
+              </w:rPr>
+              <w:t>sửa/Xóa</w:t>
+            </w:r>
+            <w:r>
+              <w:rPr>
+                <w:rFonts w:eastAsia="Arial"/>
+                <w:color w:val="auto"/>
+                <w:sz w:val="20"/>
+                <w:szCs w:val="20"/>
+                <w:lang w:val="vi-VN"/>
+              </w:rPr>
+              <w:t xml:space="preserve"> bài đăng sách</w:t>
             </w:r>
           </w:p>
         </w:tc>
@@ -5500,26 +5521,18 @@
                 <w:color w:val="auto"/>
                 <w:sz w:val="20"/>
                 <w:szCs w:val="20"/>
-              </w:rPr>
-            </w:pPr>
-            <w:r>
-              <w:rPr>
-                <w:rFonts w:eastAsia="Arial"/>
-                <w:color w:val="auto"/>
-                <w:sz w:val="20"/>
-                <w:szCs w:val="20"/>
-                <w:lang w:val="vi-VN"/>
-              </w:rPr>
-              <w:t>US1</w:t>
-            </w:r>
-            <w:r>
-              <w:rPr>
-                <w:rFonts w:eastAsia="Arial"/>
-                <w:color w:val="auto"/>
-                <w:sz w:val="20"/>
-                <w:szCs w:val="20"/>
-              </w:rPr>
-              <w:t>4</w:t>
+                <w:lang w:val="vi-VN"/>
+              </w:rPr>
+            </w:pPr>
+            <w:r>
+              <w:rPr>
+                <w:rFonts w:eastAsia="Arial"/>
+                <w:color w:val="auto"/>
+                <w:sz w:val="20"/>
+                <w:szCs w:val="20"/>
+                <w:lang w:val="vi-VN"/>
+              </w:rPr>
+              <w:t>US15</w:t>
             </w:r>
           </w:p>
         </w:tc>
@@ -5551,7 +5564,6 @@
                 <w:color w:val="auto"/>
                 <w:sz w:val="20"/>
                 <w:szCs w:val="20"/>
-                <w:lang w:val="vi-VN"/>
               </w:rPr>
             </w:pPr>
             <w:r>
@@ -5602,49 +5614,8 @@
                 <w:color w:val="auto"/>
                 <w:sz w:val="20"/>
                 <w:szCs w:val="20"/>
-                <w:lang w:val="vi-VN"/>
-              </w:rPr>
-              <w:t>Xem thông tin liên hệ của người bán</w:t>
-            </w:r>
-            <w:r>
-              <w:rPr>
-                <w:rFonts w:eastAsia="Arial"/>
-                <w:color w:val="auto"/>
-                <w:sz w:val="20"/>
-                <w:szCs w:val="20"/>
-                <w:lang w:val="vi-VN"/>
-              </w:rPr>
-              <w:t xml:space="preserve"> và</w:t>
-            </w:r>
-            <w:r>
-              <w:rPr>
-                <w:rFonts w:eastAsia="Arial"/>
-                <w:color w:val="auto"/>
-                <w:sz w:val="20"/>
-                <w:szCs w:val="20"/>
-                <w:lang w:val="vi-VN"/>
-              </w:rPr>
-              <w:t xml:space="preserve"> </w:t>
-            </w:r>
-            <w:r>
-              <w:rPr>
-                <w:rFonts w:eastAsia="Arial"/>
-                <w:color w:val="auto"/>
-                <w:sz w:val="20"/>
-                <w:szCs w:val="20"/>
-                <w:lang w:val="vi-VN"/>
-              </w:rPr>
-              <w:t>X</w:t>
-            </w:r>
-            <w:r>
-              <w:rPr>
-                <w:rFonts w:eastAsia="Arial"/>
-                <w:color w:val="auto"/>
-                <w:sz w:val="20"/>
-                <w:szCs w:val="20"/>
-                <w:lang w:val="vi-VN"/>
-              </w:rPr>
-              <w:t xml:space="preserve">em đánh giá của người bán </w:t>
+              </w:rPr>
+              <w:t xml:space="preserve">Khôi phục mật khẩu </w:t>
             </w:r>
           </w:p>
         </w:tc>
@@ -5687,37 +5658,17 @@
                 <w:szCs w:val="20"/>
                 <w:lang w:val="vi-VN"/>
               </w:rPr>
-              <w:t>Có thể liên hệ để mua sách</w:t>
-            </w:r>
-            <w:r>
-              <w:rPr>
-                <w:rFonts w:eastAsia="Arial"/>
-                <w:color w:val="auto"/>
-                <w:sz w:val="20"/>
-                <w:szCs w:val="20"/>
-                <w:lang w:val="vi-VN"/>
-              </w:rPr>
-              <w:t xml:space="preserve"> </w:t>
-            </w:r>
-            <w:r>
-              <w:rPr>
-                <w:rFonts w:eastAsia="Arial"/>
-                <w:color w:val="auto"/>
-                <w:sz w:val="20"/>
-                <w:szCs w:val="20"/>
-                <w:lang w:val="vi-VN"/>
-              </w:rPr>
-              <w:t xml:space="preserve"> và xem đ</w:t>
-            </w:r>
-            <w:r>
-              <w:rPr>
-                <w:rFonts w:eastAsia="Arial"/>
-                <w:color w:val="auto"/>
-                <w:sz w:val="20"/>
-                <w:szCs w:val="20"/>
-                <w:lang w:val="vi-VN"/>
-              </w:rPr>
-              <w:t>ánh giá uy tín trước khi mua</w:t>
+              <w:t>L</w:t>
+            </w:r>
+            <w:r>
+              <w:rPr>
+                <w:rFonts w:eastAsia="Arial"/>
+                <w:color w:val="auto"/>
+                <w:sz w:val="20"/>
+                <w:szCs w:val="20"/>
+                <w:lang w:val="vi-VN"/>
+              </w:rPr>
+              <w:t>ấy lại được quyền truy cập tài khoản khi lỡ quên mật khẩu</w:t>
             </w:r>
           </w:p>
         </w:tc>
@@ -5760,7 +5711,7 @@
                 <w:szCs w:val="20"/>
                 <w:lang w:val="vi-VN"/>
               </w:rPr>
-              <w:t>Medium</w:t>
+              <w:t>Low</w:t>
             </w:r>
           </w:p>
         </w:tc>
@@ -5807,7 +5758,7 @@
                 <w:szCs w:val="20"/>
                 <w:lang w:val="vi-VN"/>
               </w:rPr>
-              <w:t>US15</w:t>
+              <w:t>US16</w:t>
             </w:r>
           </w:p>
         </w:tc>
@@ -5839,6 +5790,7 @@
                 <w:color w:val="auto"/>
                 <w:sz w:val="20"/>
                 <w:szCs w:val="20"/>
+                <w:lang w:val="vi-VN"/>
               </w:rPr>
             </w:pPr>
             <w:r>
@@ -5889,8 +5841,19 @@
                 <w:color w:val="auto"/>
                 <w:sz w:val="20"/>
                 <w:szCs w:val="20"/>
-              </w:rPr>
-              <w:t xml:space="preserve">Khôi phục mật khẩu </w:t>
+                <w:lang w:val="vi-VN"/>
+              </w:rPr>
+              <w:t>Đ</w:t>
+            </w:r>
+            <w:r>
+              <w:rPr>
+                <w:rFonts w:eastAsia="Arial"/>
+                <w:color w:val="auto"/>
+                <w:sz w:val="20"/>
+                <w:szCs w:val="20"/>
+                <w:lang w:val="vi-VN"/>
+              </w:rPr>
+              <w:t>ăng xuất khỏi hệ thống</w:t>
             </w:r>
           </w:p>
         </w:tc>
@@ -5933,17 +5896,37 @@
                 <w:szCs w:val="20"/>
                 <w:lang w:val="vi-VN"/>
               </w:rPr>
-              <w:t>L</w:t>
-            </w:r>
-            <w:r>
-              <w:rPr>
-                <w:rFonts w:eastAsia="Arial"/>
-                <w:color w:val="auto"/>
-                <w:sz w:val="20"/>
-                <w:szCs w:val="20"/>
-                <w:lang w:val="vi-VN"/>
-              </w:rPr>
-              <w:t>ấy lại được quyền truy cập tài khoản khi lỡ quên mật khẩu</w:t>
+              <w:t>C</w:t>
+            </w:r>
+            <w:r>
+              <w:rPr>
+                <w:rFonts w:eastAsia="Arial"/>
+                <w:color w:val="auto"/>
+                <w:sz w:val="20"/>
+                <w:szCs w:val="20"/>
+                <w:lang w:val="vi-VN"/>
+              </w:rPr>
+              <w:t>ó thể kết thúc</w:t>
+            </w:r>
+            <w:r>
+              <w:rPr>
+                <w:rFonts w:eastAsia="Arial"/>
+                <w:color w:val="auto"/>
+                <w:sz w:val="20"/>
+                <w:szCs w:val="20"/>
+                <w:lang w:val="vi-VN"/>
+              </w:rPr>
+              <w:t xml:space="preserve"> </w:t>
+            </w:r>
+            <w:r>
+              <w:rPr>
+                <w:rFonts w:eastAsia="Arial"/>
+                <w:color w:val="auto"/>
+                <w:sz w:val="20"/>
+                <w:szCs w:val="20"/>
+                <w:lang w:val="vi-VN"/>
+              </w:rPr>
+              <w:t xml:space="preserve">phiên làm việc </w:t>
             </w:r>
           </w:p>
         </w:tc>
@@ -6022,18 +6005,16 @@
                 <w:color w:val="auto"/>
                 <w:sz w:val="20"/>
                 <w:szCs w:val="20"/>
-                <w:lang w:val="vi-VN"/>
-              </w:rPr>
-            </w:pPr>
-            <w:r>
-              <w:rPr>
-                <w:rFonts w:eastAsia="Arial"/>
-                <w:color w:val="auto"/>
-                <w:sz w:val="20"/>
-                <w:szCs w:val="20"/>
-                <w:lang w:val="vi-VN"/>
-              </w:rPr>
-              <w:t>US16</w:t>
+              </w:rPr>
+            </w:pPr>
+            <w:r>
+              <w:rPr>
+                <w:rFonts w:eastAsia="Arial"/>
+                <w:color w:val="auto"/>
+                <w:sz w:val="20"/>
+                <w:szCs w:val="20"/>
+              </w:rPr>
+              <w:t>US17</w:t>
             </w:r>
           </w:p>
         </w:tc>
@@ -6075,7 +6056,17 @@
                 <w:sz w:val="20"/>
                 <w:szCs w:val="20"/>
               </w:rPr>
-              <w:t>Người dùng</w:t>
+              <w:t>Người</w:t>
+            </w:r>
+            <w:r>
+              <w:rPr>
+                <w:rFonts w:eastAsia="Arial"/>
+                <w:color w:val="auto"/>
+                <w:sz w:val="20"/>
+                <w:szCs w:val="20"/>
+                <w:lang w:val="vi-VN"/>
+              </w:rPr>
+              <w:t xml:space="preserve"> bán</w:t>
             </w:r>
           </w:p>
         </w:tc>
@@ -6118,17 +6109,7 @@
                 <w:szCs w:val="20"/>
                 <w:lang w:val="vi-VN"/>
               </w:rPr>
-              <w:t>Đ</w:t>
-            </w:r>
-            <w:r>
-              <w:rPr>
-                <w:rFonts w:eastAsia="Arial"/>
-                <w:color w:val="auto"/>
-                <w:sz w:val="20"/>
-                <w:szCs w:val="20"/>
-                <w:lang w:val="vi-VN"/>
-              </w:rPr>
-              <w:t>ăng xuất khỏi hệ thống</w:t>
+              <w:t>Xem danh sách các cuốn sách tôi đã đăng bán</w:t>
             </w:r>
           </w:p>
         </w:tc>
@@ -6171,38 +6152,22 @@
                 <w:szCs w:val="20"/>
                 <w:lang w:val="vi-VN"/>
               </w:rPr>
-              <w:t>C</w:t>
-            </w:r>
-            <w:r>
-              <w:rPr>
-                <w:rFonts w:eastAsia="Arial"/>
-                <w:color w:val="auto"/>
-                <w:sz w:val="20"/>
-                <w:szCs w:val="20"/>
-                <w:lang w:val="vi-VN"/>
-              </w:rPr>
-              <w:t>ó thể kết thúc</w:t>
-            </w:r>
-            <w:r>
-              <w:rPr>
-                <w:rFonts w:eastAsia="Arial"/>
-                <w:color w:val="auto"/>
-                <w:sz w:val="20"/>
-                <w:szCs w:val="20"/>
-                <w:lang w:val="vi-VN"/>
-              </w:rPr>
-              <w:t xml:space="preserve"> </w:t>
-            </w:r>
-            <w:r>
-              <w:rPr>
-                <w:rFonts w:eastAsia="Arial"/>
-                <w:color w:val="auto"/>
-                <w:sz w:val="20"/>
-                <w:szCs w:val="20"/>
-                <w:lang w:val="vi-VN"/>
-              </w:rPr>
-              <w:t xml:space="preserve">phiên làm việc </w:t>
-            </w:r>
+              <w:t>Có thể theo dõi sách tôi đang bán hoặc đã bán</w:t>
+            </w:r>
+          </w:p>
+          <w:p>
+            <w:pPr>
+              <w:widowControl w:val="0"/>
+              <w:spacing w:line="276" w:lineRule="auto"/>
+              <w:jc w:val="left"/>
+              <w:rPr>
+                <w:rFonts w:eastAsia="Arial"/>
+                <w:color w:val="auto"/>
+                <w:sz w:val="20"/>
+                <w:szCs w:val="20"/>
+                <w:lang w:val="vi-VN"/>
+              </w:rPr>
+            </w:pPr>
           </w:p>
         </w:tc>
         <w:tc>
@@ -6244,7 +6209,7 @@
                 <w:szCs w:val="20"/>
                 <w:lang w:val="vi-VN"/>
               </w:rPr>
-              <w:t>Low</w:t>
+              <w:t>Medium</w:t>
             </w:r>
           </w:p>
         </w:tc>
@@ -6288,246 +6253,7 @@
                 <w:color w:val="auto"/>
                 <w:sz w:val="20"/>
                 <w:szCs w:val="20"/>
-              </w:rPr>
-              <w:t>US17</w:t>
-            </w:r>
-          </w:p>
-        </w:tc>
-        <w:tc>
-          <w:tcPr>
-            <w:tcW w:w="1472" w:type="dxa"/>
-            <w:tcBorders>
-              <w:top w:val="single" w:sz="4" w:space="0" w:color="auto"/>
-              <w:left w:val="single" w:sz="4" w:space="0" w:color="auto"/>
-              <w:bottom w:val="single" w:sz="4" w:space="0" w:color="auto"/>
-              <w:right w:val="single" w:sz="4" w:space="0" w:color="auto"/>
-            </w:tcBorders>
-            <w:shd w:val="clear" w:color="auto" w:fill="FFFFFF"/>
-            <w:tcMar>
-              <w:top w:w="40" w:type="dxa"/>
-              <w:left w:w="40" w:type="dxa"/>
-              <w:bottom w:w="40" w:type="dxa"/>
-              <w:right w:w="40" w:type="dxa"/>
-            </w:tcMar>
-            <w:vAlign w:val="center"/>
-          </w:tcPr>
-          <w:p>
-            <w:pPr>
-              <w:widowControl w:val="0"/>
-              <w:spacing w:line="276" w:lineRule="auto"/>
-              <w:jc w:val="left"/>
-              <w:rPr>
-                <w:rFonts w:eastAsia="Arial"/>
-                <w:color w:val="auto"/>
-                <w:sz w:val="20"/>
-                <w:szCs w:val="20"/>
-                <w:lang w:val="vi-VN"/>
-              </w:rPr>
-            </w:pPr>
-            <w:r>
-              <w:rPr>
-                <w:rFonts w:eastAsia="Arial"/>
-                <w:color w:val="auto"/>
-                <w:sz w:val="20"/>
-                <w:szCs w:val="20"/>
-              </w:rPr>
-              <w:t>Người</w:t>
-            </w:r>
-            <w:r>
-              <w:rPr>
-                <w:rFonts w:eastAsia="Arial"/>
-                <w:color w:val="auto"/>
-                <w:sz w:val="20"/>
-                <w:szCs w:val="20"/>
-                <w:lang w:val="vi-VN"/>
-              </w:rPr>
-              <w:t xml:space="preserve"> bán</w:t>
-            </w:r>
-          </w:p>
-        </w:tc>
-        <w:tc>
-          <w:tcPr>
-            <w:tcW w:w="2308" w:type="dxa"/>
-            <w:tcBorders>
-              <w:top w:val="single" w:sz="4" w:space="0" w:color="auto"/>
-              <w:left w:val="single" w:sz="4" w:space="0" w:color="auto"/>
-              <w:bottom w:val="single" w:sz="4" w:space="0" w:color="auto"/>
-              <w:right w:val="single" w:sz="4" w:space="0" w:color="auto"/>
-            </w:tcBorders>
-            <w:shd w:val="clear" w:color="auto" w:fill="FFFFFF"/>
-            <w:tcMar>
-              <w:top w:w="40" w:type="dxa"/>
-              <w:left w:w="40" w:type="dxa"/>
-              <w:bottom w:w="40" w:type="dxa"/>
-              <w:right w:w="40" w:type="dxa"/>
-            </w:tcMar>
-            <w:vAlign w:val="center"/>
-          </w:tcPr>
-          <w:p>
-            <w:pPr>
-              <w:widowControl w:val="0"/>
-              <w:spacing w:line="276" w:lineRule="auto"/>
-              <w:jc w:val="left"/>
-              <w:rPr>
-                <w:rFonts w:eastAsia="Arial"/>
-                <w:color w:val="auto"/>
-                <w:sz w:val="20"/>
-                <w:szCs w:val="20"/>
-                <w:lang w:val="vi-VN"/>
-              </w:rPr>
-            </w:pPr>
-            <w:r>
-              <w:rPr>
-                <w:rFonts w:eastAsia="Arial"/>
-                <w:color w:val="auto"/>
-                <w:sz w:val="20"/>
-                <w:szCs w:val="20"/>
-                <w:lang w:val="vi-VN"/>
-              </w:rPr>
-              <w:t>Xem danh sách các cuốn sách tôi đã đăng bán</w:t>
-            </w:r>
-          </w:p>
-        </w:tc>
-        <w:tc>
-          <w:tcPr>
-            <w:tcW w:w="3240" w:type="dxa"/>
-            <w:tcBorders>
-              <w:top w:val="single" w:sz="4" w:space="0" w:color="auto"/>
-              <w:left w:val="single" w:sz="4" w:space="0" w:color="auto"/>
-              <w:bottom w:val="single" w:sz="4" w:space="0" w:color="auto"/>
-              <w:right w:val="single" w:sz="4" w:space="0" w:color="auto"/>
-            </w:tcBorders>
-            <w:shd w:val="clear" w:color="auto" w:fill="FFFFFF"/>
-            <w:tcMar>
-              <w:top w:w="40" w:type="dxa"/>
-              <w:left w:w="40" w:type="dxa"/>
-              <w:bottom w:w="40" w:type="dxa"/>
-              <w:right w:w="40" w:type="dxa"/>
-            </w:tcMar>
-            <w:vAlign w:val="center"/>
-          </w:tcPr>
-          <w:p>
-            <w:pPr>
-              <w:widowControl w:val="0"/>
-              <w:spacing w:line="276" w:lineRule="auto"/>
-              <w:jc w:val="left"/>
-              <w:rPr>
-                <w:rFonts w:eastAsia="Arial"/>
-                <w:color w:val="auto"/>
-                <w:sz w:val="20"/>
-                <w:szCs w:val="20"/>
-                <w:lang w:val="vi-VN"/>
-              </w:rPr>
-            </w:pPr>
-            <w:r>
-              <w:rPr>
-                <w:rFonts w:eastAsia="Arial"/>
-                <w:color w:val="auto"/>
-                <w:sz w:val="20"/>
-                <w:szCs w:val="20"/>
-                <w:lang w:val="vi-VN"/>
-              </w:rPr>
-              <w:t>Có thể theo dõi sách tôi đang bán hoặc đã bán</w:t>
-            </w:r>
-          </w:p>
-          <w:p>
-            <w:pPr>
-              <w:widowControl w:val="0"/>
-              <w:spacing w:line="276" w:lineRule="auto"/>
-              <w:jc w:val="left"/>
-              <w:rPr>
-                <w:rFonts w:eastAsia="Arial"/>
-                <w:color w:val="auto"/>
-                <w:sz w:val="20"/>
-                <w:szCs w:val="20"/>
-                <w:lang w:val="vi-VN"/>
-              </w:rPr>
-            </w:pPr>
-          </w:p>
-        </w:tc>
-        <w:tc>
-          <w:tcPr>
-            <w:tcW w:w="1260" w:type="dxa"/>
-            <w:tcBorders>
-              <w:top w:val="single" w:sz="4" w:space="0" w:color="auto"/>
-              <w:left w:val="single" w:sz="4" w:space="0" w:color="auto"/>
-              <w:bottom w:val="single" w:sz="4" w:space="0" w:color="auto"/>
-              <w:right w:val="single" w:sz="4" w:space="0" w:color="auto"/>
-            </w:tcBorders>
-            <w:shd w:val="clear" w:color="auto" w:fill="FFFFFF"/>
-            <w:tcMar>
-              <w:top w:w="40" w:type="dxa"/>
-              <w:left w:w="40" w:type="dxa"/>
-              <w:bottom w:w="40" w:type="dxa"/>
-              <w:right w:w="40" w:type="dxa"/>
-            </w:tcMar>
-            <w:vAlign w:val="center"/>
-          </w:tcPr>
-          <w:p>
-            <w:pPr>
-              <w:widowControl w:val="0"/>
-              <w:spacing w:line="276" w:lineRule="auto"/>
-              <w:jc w:val="left"/>
-              <w:rPr>
-                <w:rFonts w:eastAsia="Arial"/>
-                <w:color w:val="auto"/>
-                <w:sz w:val="20"/>
-                <w:szCs w:val="20"/>
-                <w:lang w:val="vi-VN"/>
-              </w:rPr>
-            </w:pPr>
-            <w:r>
-              <w:rPr>
-                <w:rFonts w:eastAsia="Arial"/>
-                <w:color w:val="auto"/>
-                <w:sz w:val="20"/>
-                <w:szCs w:val="20"/>
-                <w:lang w:val="vi-VN"/>
-              </w:rPr>
-              <w:t>Medium</w:t>
-            </w:r>
-          </w:p>
-        </w:tc>
-      </w:tr>
-      <w:tr>
-        <w:trPr>
-          <w:trHeight w:val="1025"/>
-        </w:trPr>
-        <w:tc>
-          <w:tcPr>
-            <w:tcW w:w="1080" w:type="dxa"/>
-            <w:tcBorders>
-              <w:top w:val="single" w:sz="4" w:space="0" w:color="auto"/>
-              <w:left w:val="single" w:sz="4" w:space="0" w:color="auto"/>
-              <w:bottom w:val="single" w:sz="4" w:space="0" w:color="auto"/>
-              <w:right w:val="single" w:sz="4" w:space="0" w:color="auto"/>
-            </w:tcBorders>
-            <w:tcMar>
-              <w:top w:w="40" w:type="dxa"/>
-              <w:left w:w="40" w:type="dxa"/>
-              <w:bottom w:w="40" w:type="dxa"/>
-              <w:right w:w="40" w:type="dxa"/>
-            </w:tcMar>
-            <w:vAlign w:val="center"/>
-          </w:tcPr>
-          <w:p>
-            <w:pPr>
-              <w:widowControl w:val="0"/>
-              <w:spacing w:line="276" w:lineRule="auto"/>
-              <w:jc w:val="left"/>
-              <w:rPr>
-                <w:rFonts w:eastAsia="Arial"/>
-                <w:color w:val="auto"/>
-                <w:sz w:val="20"/>
-                <w:szCs w:val="20"/>
-              </w:rPr>
-            </w:pPr>
-            <w:r>
-              <w:rPr>
-                <w:rFonts w:eastAsia="Arial"/>
-                <w:color w:val="auto"/>
-                <w:sz w:val="20"/>
-                <w:szCs w:val="20"/>
+                <w:highlight w:val="yellow"/>
               </w:rPr>
               <w:t>US18</w:t>
             </w:r>
@@ -7095,79 +6821,79 @@
                 <w:szCs w:val="20"/>
                 <w:lang w:val="vi-VN"/>
               </w:rPr>
+              <w:t>Chức năng bao gồm</w:t>
+            </w:r>
+          </w:p>
+          <w:p>
+            <w:pPr>
+              <w:widowControl w:val="0"/>
+              <w:spacing w:line="276" w:lineRule="auto"/>
+              <w:jc w:val="left"/>
+              <w:rPr>
+                <w:rFonts w:eastAsia="Arial"/>
+                <w:color w:val="auto"/>
+                <w:sz w:val="20"/>
+                <w:szCs w:val="20"/>
+                <w:lang w:val="vi-VN"/>
+              </w:rPr>
+            </w:pPr>
+            <w:r>
+              <w:rPr>
+                <w:rFonts w:eastAsia="Arial"/>
+                <w:color w:val="auto"/>
+                <w:sz w:val="20"/>
+                <w:szCs w:val="20"/>
+                <w:lang w:val="vi-VN"/>
+              </w:rPr>
+              <w:t>- Đăng ký tài khoản với thông tin liên hệ</w:t>
+            </w:r>
+          </w:p>
+          <w:p>
+            <w:pPr>
+              <w:widowControl w:val="0"/>
+              <w:spacing w:line="276" w:lineRule="auto"/>
+              <w:jc w:val="left"/>
+              <w:rPr>
+                <w:rFonts w:eastAsia="Arial"/>
+                <w:color w:val="auto"/>
+                <w:sz w:val="20"/>
+                <w:szCs w:val="20"/>
+                <w:lang w:val="vi-VN"/>
+              </w:rPr>
+            </w:pPr>
+            <w:r>
+              <w:rPr>
+                <w:rFonts w:eastAsia="Arial"/>
+                <w:color w:val="auto"/>
+                <w:sz w:val="20"/>
+                <w:szCs w:val="20"/>
+                <w:lang w:val="vi-VN"/>
+              </w:rPr>
+              <w:t>- Đăng nhập với username/password</w:t>
+            </w:r>
+          </w:p>
+          <w:p>
+            <w:pPr>
+              <w:widowControl w:val="0"/>
+              <w:spacing w:line="276" w:lineRule="auto"/>
+              <w:jc w:val="left"/>
+              <w:rPr>
+                <w:rFonts w:eastAsia="Arial"/>
+                <w:color w:val="auto"/>
+                <w:sz w:val="20"/>
+                <w:szCs w:val="20"/>
+                <w:lang w:val="vi-VN"/>
+              </w:rPr>
+            </w:pPr>
+            <w:r>
+              <w:rPr>
+                <w:rFonts w:eastAsia="Arial"/>
+                <w:color w:val="auto"/>
+                <w:sz w:val="20"/>
+                <w:szCs w:val="20"/>
+                <w:lang w:val="vi-VN"/>
+              </w:rPr>
               <w:lastRenderedPageBreak/>
-              <w:t>Chức năng bao gồm</w:t>
-            </w:r>
-          </w:p>
-          <w:p>
-            <w:pPr>
-              <w:widowControl w:val="0"/>
-              <w:spacing w:line="276" w:lineRule="auto"/>
-              <w:jc w:val="left"/>
-              <w:rPr>
-                <w:rFonts w:eastAsia="Arial"/>
-                <w:color w:val="auto"/>
-                <w:sz w:val="20"/>
-                <w:szCs w:val="20"/>
-                <w:lang w:val="vi-VN"/>
-              </w:rPr>
-            </w:pPr>
-            <w:r>
-              <w:rPr>
-                <w:rFonts w:eastAsia="Arial"/>
-                <w:color w:val="auto"/>
-                <w:sz w:val="20"/>
-                <w:szCs w:val="20"/>
-                <w:lang w:val="vi-VN"/>
-              </w:rPr>
-              <w:t>- Đăng ký tài khoản với thông tin liên hệ</w:t>
-            </w:r>
-          </w:p>
-          <w:p>
-            <w:pPr>
-              <w:widowControl w:val="0"/>
-              <w:spacing w:line="276" w:lineRule="auto"/>
-              <w:jc w:val="left"/>
-              <w:rPr>
-                <w:rFonts w:eastAsia="Arial"/>
-                <w:color w:val="auto"/>
-                <w:sz w:val="20"/>
-                <w:szCs w:val="20"/>
-                <w:lang w:val="vi-VN"/>
-              </w:rPr>
-            </w:pPr>
-            <w:r>
-              <w:rPr>
-                <w:rFonts w:eastAsia="Arial"/>
-                <w:color w:val="auto"/>
-                <w:sz w:val="20"/>
-                <w:szCs w:val="20"/>
-                <w:lang w:val="vi-VN"/>
-              </w:rPr>
-              <w:t>- Đăng nhập với username/password</w:t>
-            </w:r>
-          </w:p>
-          <w:p>
-            <w:pPr>
-              <w:widowControl w:val="0"/>
-              <w:spacing w:line="276" w:lineRule="auto"/>
-              <w:jc w:val="left"/>
-              <w:rPr>
-                <w:rFonts w:eastAsia="Arial"/>
-                <w:color w:val="auto"/>
-                <w:sz w:val="20"/>
-                <w:szCs w:val="20"/>
-                <w:lang w:val="vi-VN"/>
-              </w:rPr>
-            </w:pPr>
-            <w:r>
-              <w:rPr>
-                <w:rFonts w:eastAsia="Arial"/>
-                <w:color w:val="auto"/>
-                <w:sz w:val="20"/>
-                <w:szCs w:val="20"/>
-                <w:lang w:val="vi-VN"/>
-              </w:rPr>
               <w:t>- Khôi phục mật khẩu khi quên</w:t>
             </w:r>
           </w:p>

--- a/49K212.06_Product backlog.docx
+++ b/49K212.06_Product backlog.docx
@@ -1401,7 +1401,7 @@
     </w:p>
     <w:p>
       <w:pPr>
-        <w:pStyle w:val="Heading1"/>
+        <w:pStyle w:val="u1"/>
         <w:numPr>
           <w:ilvl w:val="0"/>
           <w:numId w:val="0"/>
@@ -1780,7 +1780,7 @@
       <w:sdtContent>
         <w:p>
           <w:pPr>
-            <w:pStyle w:val="Heading1"/>
+            <w:pStyle w:val="u1"/>
             <w:numPr>
               <w:ilvl w:val="0"/>
               <w:numId w:val="0"/>
@@ -1795,7 +1795,7 @@
         </w:p>
         <w:p>
           <w:pPr>
-            <w:pStyle w:val="TOC1"/>
+            <w:pStyle w:val="Mucluc1"/>
             <w:tabs>
               <w:tab w:val="right" w:leader="dot" w:pos="9364"/>
             </w:tabs>
@@ -1835,7 +1835,7 @@
         </w:p>
         <w:p>
           <w:pPr>
-            <w:pStyle w:val="TOC1"/>
+            <w:pStyle w:val="Mucluc1"/>
             <w:tabs>
               <w:tab w:val="right" w:leader="dot" w:pos="9364"/>
             </w:tabs>
@@ -1866,7 +1866,7 @@
         </w:p>
         <w:p>
           <w:pPr>
-            <w:pStyle w:val="TOC1"/>
+            <w:pStyle w:val="Mucluc1"/>
             <w:tabs>
               <w:tab w:val="right" w:leader="dot" w:pos="9364"/>
             </w:tabs>
@@ -1897,7 +1897,7 @@
         </w:p>
         <w:p>
           <w:pPr>
-            <w:pStyle w:val="TOC2"/>
+            <w:pStyle w:val="Mucluc2"/>
             <w:tabs>
               <w:tab w:val="right" w:leader="dot" w:pos="9364"/>
             </w:tabs>
@@ -1928,7 +1928,7 @@
         </w:p>
         <w:p>
           <w:pPr>
-            <w:pStyle w:val="TOC2"/>
+            <w:pStyle w:val="Mucluc2"/>
             <w:tabs>
               <w:tab w:val="right" w:leader="dot" w:pos="9364"/>
             </w:tabs>
@@ -1959,7 +1959,7 @@
         </w:p>
         <w:p>
           <w:pPr>
-            <w:pStyle w:val="TOC2"/>
+            <w:pStyle w:val="Mucluc2"/>
             <w:tabs>
               <w:tab w:val="right" w:leader="dot" w:pos="9364"/>
             </w:tabs>
@@ -1990,7 +1990,7 @@
         </w:p>
         <w:p>
           <w:pPr>
-            <w:pStyle w:val="TOC1"/>
+            <w:pStyle w:val="Mucluc1"/>
             <w:tabs>
               <w:tab w:val="right" w:leader="dot" w:pos="9364"/>
             </w:tabs>
@@ -2021,7 +2021,7 @@
         </w:p>
         <w:p>
           <w:pPr>
-            <w:pStyle w:val="TOC2"/>
+            <w:pStyle w:val="Mucluc2"/>
             <w:tabs>
               <w:tab w:val="right" w:leader="dot" w:pos="9364"/>
             </w:tabs>
@@ -2052,7 +2052,7 @@
         </w:p>
         <w:p>
           <w:pPr>
-            <w:pStyle w:val="TOC2"/>
+            <w:pStyle w:val="Mucluc2"/>
             <w:tabs>
               <w:tab w:val="right" w:leader="dot" w:pos="9364"/>
             </w:tabs>
@@ -2117,7 +2117,7 @@
     </w:p>
     <w:p>
       <w:pPr>
-        <w:pStyle w:val="Heading1"/>
+        <w:pStyle w:val="u1"/>
         <w:spacing w:after="86"/>
         <w:ind w:left="451" w:right="0" w:hanging="331"/>
       </w:pPr>
@@ -2130,7 +2130,7 @@
     </w:p>
     <w:p>
       <w:pPr>
-        <w:pStyle w:val="Heading2"/>
+        <w:pStyle w:val="u2"/>
         <w:ind w:left="796" w:right="0" w:hanging="571"/>
       </w:pPr>
       <w:bookmarkStart w:id="3" w:name="_Toc20649"/>
@@ -2340,7 +2340,7 @@
     </w:p>
     <w:p>
       <w:pPr>
-        <w:pStyle w:val="Heading2"/>
+        <w:pStyle w:val="u2"/>
         <w:ind w:left="796" w:right="0" w:hanging="571"/>
       </w:pPr>
       <w:bookmarkStart w:id="4" w:name="_Toc20650"/>
@@ -2532,7 +2532,7 @@
     </w:p>
     <w:p>
       <w:pPr>
-        <w:pStyle w:val="Heading2"/>
+        <w:pStyle w:val="u2"/>
         <w:ind w:left="796" w:right="0" w:hanging="571"/>
       </w:pPr>
       <w:bookmarkStart w:id="5" w:name="_Toc20651"/>
@@ -2553,7 +2553,7 @@
     </w:p>
     <w:p>
       <w:pPr>
-        <w:pStyle w:val="Heading1"/>
+        <w:pStyle w:val="u1"/>
         <w:spacing w:after="90"/>
         <w:ind w:left="451" w:right="0" w:hanging="331"/>
       </w:pPr>
@@ -2565,7 +2565,7 @@
     </w:p>
     <w:p>
       <w:pPr>
-        <w:pStyle w:val="Heading2"/>
+        <w:pStyle w:val="u2"/>
         <w:ind w:left="796" w:right="0" w:hanging="571"/>
       </w:pPr>
       <w:bookmarkStart w:id="7" w:name="_Toc20653"/>
@@ -6214,242 +6214,6 @@
           </w:p>
         </w:tc>
       </w:tr>
-      <w:tr>
-        <w:trPr>
-          <w:trHeight w:val="1025"/>
-        </w:trPr>
-        <w:tc>
-          <w:tcPr>
-            <w:tcW w:w="1080" w:type="dxa"/>
-            <w:tcBorders>
-              <w:top w:val="single" w:sz="4" w:space="0" w:color="auto"/>
-              <w:left w:val="single" w:sz="4" w:space="0" w:color="auto"/>
-              <w:bottom w:val="single" w:sz="4" w:space="0" w:color="auto"/>
-              <w:right w:val="single" w:sz="4" w:space="0" w:color="auto"/>
-            </w:tcBorders>
-            <w:tcMar>
-              <w:top w:w="40" w:type="dxa"/>
-              <w:left w:w="40" w:type="dxa"/>
-              <w:bottom w:w="40" w:type="dxa"/>
-              <w:right w:w="40" w:type="dxa"/>
-            </w:tcMar>
-            <w:vAlign w:val="center"/>
-          </w:tcPr>
-          <w:p>
-            <w:pPr>
-              <w:widowControl w:val="0"/>
-              <w:spacing w:line="276" w:lineRule="auto"/>
-              <w:jc w:val="left"/>
-              <w:rPr>
-                <w:rFonts w:eastAsia="Arial"/>
-                <w:color w:val="auto"/>
-                <w:sz w:val="20"/>
-                <w:szCs w:val="20"/>
-              </w:rPr>
-            </w:pPr>
-            <w:r>
-              <w:rPr>
-                <w:rFonts w:eastAsia="Arial"/>
-                <w:color w:val="auto"/>
-                <w:sz w:val="20"/>
-                <w:szCs w:val="20"/>
-                <w:highlight w:val="yellow"/>
-              </w:rPr>
-              <w:t>US18</w:t>
-            </w:r>
-          </w:p>
-        </w:tc>
-        <w:tc>
-          <w:tcPr>
-            <w:tcW w:w="1472" w:type="dxa"/>
-            <w:tcBorders>
-              <w:top w:val="single" w:sz="4" w:space="0" w:color="auto"/>
-              <w:left w:val="single" w:sz="4" w:space="0" w:color="auto"/>
-              <w:bottom w:val="single" w:sz="4" w:space="0" w:color="auto"/>
-              <w:right w:val="single" w:sz="4" w:space="0" w:color="auto"/>
-            </w:tcBorders>
-            <w:shd w:val="clear" w:color="auto" w:fill="FFFFFF"/>
-            <w:tcMar>
-              <w:top w:w="40" w:type="dxa"/>
-              <w:left w:w="40" w:type="dxa"/>
-              <w:bottom w:w="40" w:type="dxa"/>
-              <w:right w:w="40" w:type="dxa"/>
-            </w:tcMar>
-            <w:vAlign w:val="center"/>
-          </w:tcPr>
-          <w:p>
-            <w:pPr>
-              <w:widowControl w:val="0"/>
-              <w:spacing w:line="276" w:lineRule="auto"/>
-              <w:jc w:val="left"/>
-              <w:rPr>
-                <w:rFonts w:eastAsia="Arial"/>
-                <w:color w:val="auto"/>
-                <w:sz w:val="20"/>
-                <w:szCs w:val="20"/>
-              </w:rPr>
-            </w:pPr>
-            <w:r>
-              <w:rPr>
-                <w:rFonts w:eastAsia="Arial"/>
-                <w:color w:val="auto"/>
-                <w:sz w:val="20"/>
-                <w:szCs w:val="20"/>
-              </w:rPr>
-              <w:t>Người</w:t>
-            </w:r>
-            <w:r>
-              <w:rPr>
-                <w:rFonts w:eastAsia="Arial"/>
-                <w:color w:val="auto"/>
-                <w:sz w:val="20"/>
-                <w:szCs w:val="20"/>
-                <w:lang w:val="vi-VN"/>
-              </w:rPr>
-              <w:t xml:space="preserve"> mua</w:t>
-            </w:r>
-          </w:p>
-        </w:tc>
-        <w:tc>
-          <w:tcPr>
-            <w:tcW w:w="2308" w:type="dxa"/>
-            <w:tcBorders>
-              <w:top w:val="single" w:sz="4" w:space="0" w:color="auto"/>
-              <w:left w:val="single" w:sz="4" w:space="0" w:color="auto"/>
-              <w:bottom w:val="single" w:sz="4" w:space="0" w:color="auto"/>
-              <w:right w:val="single" w:sz="4" w:space="0" w:color="auto"/>
-            </w:tcBorders>
-            <w:shd w:val="clear" w:color="auto" w:fill="FFFFFF"/>
-            <w:tcMar>
-              <w:top w:w="40" w:type="dxa"/>
-              <w:left w:w="40" w:type="dxa"/>
-              <w:bottom w:w="40" w:type="dxa"/>
-              <w:right w:w="40" w:type="dxa"/>
-            </w:tcMar>
-            <w:vAlign w:val="center"/>
-          </w:tcPr>
-          <w:p>
-            <w:pPr>
-              <w:widowControl w:val="0"/>
-              <w:spacing w:line="276" w:lineRule="auto"/>
-              <w:jc w:val="left"/>
-              <w:rPr>
-                <w:rFonts w:eastAsia="Arial"/>
-                <w:color w:val="auto"/>
-                <w:sz w:val="20"/>
-                <w:szCs w:val="20"/>
-                <w:lang w:val="vi-VN"/>
-              </w:rPr>
-            </w:pPr>
-            <w:r>
-              <w:rPr>
-                <w:rFonts w:eastAsia="Arial"/>
-                <w:color w:val="auto"/>
-                <w:sz w:val="20"/>
-                <w:szCs w:val="20"/>
-                <w:lang w:val="vi-VN"/>
-              </w:rPr>
-              <w:t>Xem yêu cầu mua sách của tôi</w:t>
-            </w:r>
-          </w:p>
-        </w:tc>
-        <w:tc>
-          <w:tcPr>
-            <w:tcW w:w="3240" w:type="dxa"/>
-            <w:tcBorders>
-              <w:top w:val="single" w:sz="4" w:space="0" w:color="auto"/>
-              <w:left w:val="single" w:sz="4" w:space="0" w:color="auto"/>
-              <w:bottom w:val="single" w:sz="4" w:space="0" w:color="auto"/>
-              <w:right w:val="single" w:sz="4" w:space="0" w:color="auto"/>
-            </w:tcBorders>
-            <w:shd w:val="clear" w:color="auto" w:fill="FFFFFF"/>
-            <w:tcMar>
-              <w:top w:w="40" w:type="dxa"/>
-              <w:left w:w="40" w:type="dxa"/>
-              <w:bottom w:w="40" w:type="dxa"/>
-              <w:right w:w="40" w:type="dxa"/>
-            </w:tcMar>
-            <w:vAlign w:val="center"/>
-          </w:tcPr>
-          <w:p>
-            <w:pPr>
-              <w:widowControl w:val="0"/>
-              <w:spacing w:line="276" w:lineRule="auto"/>
-              <w:jc w:val="left"/>
-              <w:rPr>
-                <w:rFonts w:eastAsia="Arial"/>
-                <w:color w:val="auto"/>
-                <w:sz w:val="20"/>
-                <w:szCs w:val="20"/>
-                <w:lang w:val="vi-VN"/>
-              </w:rPr>
-            </w:pPr>
-            <w:r>
-              <w:rPr>
-                <w:rFonts w:eastAsia="Arial"/>
-                <w:color w:val="auto"/>
-                <w:sz w:val="20"/>
-                <w:szCs w:val="20"/>
-                <w:lang w:val="vi-VN"/>
-              </w:rPr>
-              <w:t>Người bán</w:t>
-            </w:r>
-            <w:r>
-              <w:rPr>
-                <w:rFonts w:eastAsia="Arial"/>
-                <w:color w:val="auto"/>
-                <w:sz w:val="20"/>
-                <w:szCs w:val="20"/>
-                <w:lang w:val="vi-VN"/>
-              </w:rPr>
-              <w:t xml:space="preserve"> ghi nhận tôi là người mua hợp lệ, từ đó tôi có quyền đánh giá uy tín của người bán</w:t>
-            </w:r>
-          </w:p>
-        </w:tc>
-        <w:tc>
-          <w:tcPr>
-            <w:tcW w:w="1260" w:type="dxa"/>
-            <w:tcBorders>
-              <w:top w:val="single" w:sz="4" w:space="0" w:color="auto"/>
-              <w:left w:val="single" w:sz="4" w:space="0" w:color="auto"/>
-              <w:bottom w:val="single" w:sz="4" w:space="0" w:color="auto"/>
-              <w:right w:val="single" w:sz="4" w:space="0" w:color="auto"/>
-            </w:tcBorders>
-            <w:shd w:val="clear" w:color="auto" w:fill="FFFFFF"/>
-            <w:tcMar>
-              <w:top w:w="40" w:type="dxa"/>
-              <w:left w:w="40" w:type="dxa"/>
-              <w:bottom w:w="40" w:type="dxa"/>
-              <w:right w:w="40" w:type="dxa"/>
-            </w:tcMar>
-            <w:vAlign w:val="center"/>
-          </w:tcPr>
-          <w:p>
-            <w:pPr>
-              <w:widowControl w:val="0"/>
-              <w:spacing w:line="276" w:lineRule="auto"/>
-              <w:jc w:val="left"/>
-              <w:rPr>
-                <w:rFonts w:eastAsia="Arial"/>
-                <w:color w:val="auto"/>
-                <w:sz w:val="20"/>
-                <w:szCs w:val="20"/>
-                <w:lang w:val="vi-VN"/>
-              </w:rPr>
-            </w:pPr>
-            <w:r>
-              <w:rPr>
-                <w:rFonts w:eastAsia="Arial"/>
-                <w:color w:val="auto"/>
-                <w:sz w:val="20"/>
-                <w:szCs w:val="20"/>
-                <w:lang w:val="vi-VN"/>
-              </w:rPr>
-              <w:t>Medium</w:t>
-            </w:r>
-          </w:p>
-        </w:tc>
-      </w:tr>
     </w:tbl>
     <w:p>
       <w:pPr>
@@ -6463,7 +6227,7 @@
     </w:p>
     <w:p>
       <w:pPr>
-        <w:pStyle w:val="Heading2"/>
+        <w:pStyle w:val="u2"/>
         <w:ind w:left="796" w:right="0" w:hanging="571"/>
       </w:pPr>
       <w:bookmarkStart w:id="8" w:name="_Toc20654"/>
@@ -6893,54 +6657,54 @@
                 <w:szCs w:val="20"/>
                 <w:lang w:val="vi-VN"/>
               </w:rPr>
+              <w:t>- Khôi phục mật khẩu khi quên</w:t>
+            </w:r>
+          </w:p>
+          <w:p>
+            <w:pPr>
+              <w:widowControl w:val="0"/>
+              <w:spacing w:line="276" w:lineRule="auto"/>
+              <w:jc w:val="left"/>
+              <w:rPr>
+                <w:rFonts w:eastAsia="Arial"/>
+                <w:color w:val="auto"/>
+                <w:sz w:val="20"/>
+                <w:szCs w:val="20"/>
+                <w:lang w:val="vi-VN"/>
+              </w:rPr>
+            </w:pPr>
+            <w:r>
+              <w:rPr>
+                <w:rFonts w:eastAsia="Arial"/>
+                <w:color w:val="auto"/>
+                <w:sz w:val="20"/>
+                <w:szCs w:val="20"/>
+              </w:rPr>
+              <w:t>- Cập nhật thông tin liên hệ, avatar</w:t>
+            </w:r>
+          </w:p>
+          <w:p>
+            <w:pPr>
+              <w:widowControl w:val="0"/>
+              <w:spacing w:line="276" w:lineRule="auto"/>
+              <w:jc w:val="left"/>
+              <w:rPr>
+                <w:rFonts w:eastAsia="Arial"/>
+                <w:color w:val="auto"/>
+                <w:sz w:val="20"/>
+                <w:szCs w:val="20"/>
+                <w:lang w:val="vi-VN"/>
+              </w:rPr>
+            </w:pPr>
+            <w:r>
+              <w:rPr>
+                <w:rFonts w:eastAsia="Arial"/>
+                <w:color w:val="auto"/>
+                <w:sz w:val="20"/>
+                <w:szCs w:val="20"/>
+                <w:lang w:val="vi-VN"/>
+              </w:rPr>
               <w:lastRenderedPageBreak/>
-              <w:t>- Khôi phục mật khẩu khi quên</w:t>
-            </w:r>
-          </w:p>
-          <w:p>
-            <w:pPr>
-              <w:widowControl w:val="0"/>
-              <w:spacing w:line="276" w:lineRule="auto"/>
-              <w:jc w:val="left"/>
-              <w:rPr>
-                <w:rFonts w:eastAsia="Arial"/>
-                <w:color w:val="auto"/>
-                <w:sz w:val="20"/>
-                <w:szCs w:val="20"/>
-                <w:lang w:val="vi-VN"/>
-              </w:rPr>
-            </w:pPr>
-            <w:r>
-              <w:rPr>
-                <w:rFonts w:eastAsia="Arial"/>
-                <w:color w:val="auto"/>
-                <w:sz w:val="20"/>
-                <w:szCs w:val="20"/>
-              </w:rPr>
-              <w:t>- Cập nhật thông tin liên hệ, avatar</w:t>
-            </w:r>
-          </w:p>
-          <w:p>
-            <w:pPr>
-              <w:widowControl w:val="0"/>
-              <w:spacing w:line="276" w:lineRule="auto"/>
-              <w:jc w:val="left"/>
-              <w:rPr>
-                <w:rFonts w:eastAsia="Arial"/>
-                <w:color w:val="auto"/>
-                <w:sz w:val="20"/>
-                <w:szCs w:val="20"/>
-                <w:lang w:val="vi-VN"/>
-              </w:rPr>
-            </w:pPr>
-            <w:r>
-              <w:rPr>
-                <w:rFonts w:eastAsia="Arial"/>
-                <w:color w:val="auto"/>
-                <w:sz w:val="20"/>
-                <w:szCs w:val="20"/>
-                <w:lang w:val="vi-VN"/>
-              </w:rPr>
               <w:t>- Đăng xuất khỏi hệ thống</w:t>
             </w:r>
           </w:p>
@@ -8162,7 +7926,7 @@
     <w:lvl w:ilvl="0">
       <w:start w:val="1"/>
       <w:numFmt w:val="decimal"/>
-      <w:pStyle w:val="Heading1"/>
+      <w:pStyle w:val="u1"/>
       <w:lvlText w:val="%1."/>
       <w:lvlJc w:val="left"/>
       <w:pPr>
@@ -8186,7 +7950,7 @@
     <w:lvl w:ilvl="1">
       <w:start w:val="1"/>
       <w:numFmt w:val="decimal"/>
-      <w:pStyle w:val="Heading2"/>
+      <w:pStyle w:val="u2"/>
       <w:lvlText w:val="%1.%2."/>
       <w:lvlJc w:val="left"/>
       <w:pPr>
@@ -10062,7 +9826,7 @@
     <w:lsdException w:name="Unresolved Mention" w:semiHidden="1" w:unhideWhenUsed="1"/>
     <w:lsdException w:name="Smart Link" w:semiHidden="1" w:unhideWhenUsed="1"/>
   </w:latentStyles>
-  <w:style w:type="paragraph" w:default="1" w:styleId="Normal">
+  <w:style w:type="paragraph" w:default="1" w:styleId="Binhthng">
     <w:name w:val="Normal"/>
     <w:qFormat/>
     <w:pPr>
@@ -10076,10 +9840,10 @@
       <w:sz w:val="22"/>
     </w:rPr>
   </w:style>
-  <w:style w:type="paragraph" w:styleId="Heading1">
+  <w:style w:type="paragraph" w:styleId="u1">
     <w:name w:val="heading 1"/>
-    <w:next w:val="Normal"/>
-    <w:link w:val="Heading1Char"/>
+    <w:next w:val="Binhthng"/>
+    <w:link w:val="u1Char"/>
     <w:uiPriority w:val="9"/>
     <w:qFormat/>
     <w:pPr>
@@ -10098,10 +9862,10 @@
       <w:sz w:val="32"/>
     </w:rPr>
   </w:style>
-  <w:style w:type="paragraph" w:styleId="Heading2">
+  <w:style w:type="paragraph" w:styleId="u2">
     <w:name w:val="heading 2"/>
-    <w:next w:val="Normal"/>
-    <w:link w:val="Heading2Char"/>
+    <w:next w:val="Binhthng"/>
+    <w:link w:val="u2Char"/>
     <w:uiPriority w:val="9"/>
     <w:unhideWhenUsed/>
     <w:qFormat/>
@@ -10122,13 +9886,13 @@
       <w:sz w:val="32"/>
     </w:rPr>
   </w:style>
-  <w:style w:type="character" w:default="1" w:styleId="DefaultParagraphFont">
+  <w:style w:type="character" w:default="1" w:styleId="Phngmcinhcuaoanvn">
     <w:name w:val="Default Paragraph Font"/>
     <w:uiPriority w:val="1"/>
     <w:semiHidden/>
     <w:unhideWhenUsed/>
   </w:style>
-  <w:style w:type="table" w:default="1" w:styleId="TableNormal">
+  <w:style w:type="table" w:default="1" w:styleId="BangThngthng">
     <w:name w:val="Normal Table"/>
     <w:uiPriority w:val="99"/>
     <w:semiHidden/>
@@ -10143,31 +9907,31 @@
       </w:tblCellMar>
     </w:tblPr>
   </w:style>
-  <w:style w:type="numbering" w:default="1" w:styleId="NoList">
+  <w:style w:type="numbering" w:default="1" w:styleId="Khngco">
     <w:name w:val="No List"/>
     <w:uiPriority w:val="99"/>
     <w:semiHidden/>
     <w:unhideWhenUsed/>
   </w:style>
-  <w:style w:type="character" w:customStyle="1" w:styleId="Heading1Char">
-    <w:name w:val="Heading 1 Char"/>
-    <w:link w:val="Heading1"/>
+  <w:style w:type="character" w:customStyle="1" w:styleId="u1Char">
+    <w:name w:val="Đầu đề 1 Char"/>
+    <w:link w:val="u1"/>
     <w:rPr>
       <w:rFonts w:ascii="Times New Roman" w:eastAsia="Times New Roman" w:hAnsi="Times New Roman" w:cs="Times New Roman"/>
       <w:color w:val="000000"/>
       <w:sz w:val="32"/>
     </w:rPr>
   </w:style>
-  <w:style w:type="character" w:customStyle="1" w:styleId="Heading2Char">
-    <w:name w:val="Heading 2 Char"/>
-    <w:link w:val="Heading2"/>
+  <w:style w:type="character" w:customStyle="1" w:styleId="u2Char">
+    <w:name w:val="Đầu đề 2 Char"/>
+    <w:link w:val="u2"/>
     <w:rPr>
       <w:rFonts w:ascii="Times New Roman" w:eastAsia="Times New Roman" w:hAnsi="Times New Roman" w:cs="Times New Roman"/>
       <w:color w:val="000000"/>
       <w:sz w:val="32"/>
     </w:rPr>
   </w:style>
-  <w:style w:type="paragraph" w:styleId="TOC1">
+  <w:style w:type="paragraph" w:styleId="Mucluc1">
     <w:name w:val="toc 1"/>
     <w:hidden/>
     <w:pPr>
@@ -10181,7 +9945,7 @@
       <w:sz w:val="22"/>
     </w:rPr>
   </w:style>
-  <w:style w:type="paragraph" w:styleId="TOC2">
+  <w:style w:type="paragraph" w:styleId="Mucluc2">
     <w:name w:val="toc 2"/>
     <w:hidden/>
     <w:pPr>

--- a/49K212.06_Product backlog.docx
+++ b/49K212.06_Product backlog.docx
@@ -13,7 +13,7 @@
           <w:noProof/>
         </w:rPr>
         <w:drawing>
-          <wp:inline distT="0" distB="0" distL="0" distR="0" wp14:anchorId="00A3E421" wp14:editId="2A73671C">
+          <wp:inline distT="0" distB="0" distL="0" distR="0" wp14:anchorId="00A3E421" wp14:editId="0258B7DE">
             <wp:extent cx="6160009" cy="8833104"/>
             <wp:effectExtent l="0" t="0" r="0" b="0"/>
             <wp:docPr id="20181" name="Picture 20181"/>
@@ -1726,6 +1726,171 @@
               </w:rPr>
               <w:t xml:space="preserve"> </w:t>
             </w:r>
+          </w:p>
+        </w:tc>
+      </w:tr>
+      <w:tr>
+        <w:trPr>
+          <w:trHeight w:val="1407"/>
+        </w:trPr>
+        <w:tc>
+          <w:tcPr>
+            <w:tcW w:w="1093" w:type="dxa"/>
+            <w:tcBorders>
+              <w:top w:val="single" w:sz="8" w:space="0" w:color="000000"/>
+              <w:left w:val="single" w:sz="8" w:space="0" w:color="000000"/>
+              <w:bottom w:val="single" w:sz="8" w:space="0" w:color="000000"/>
+              <w:right w:val="single" w:sz="8" w:space="0" w:color="000000"/>
+            </w:tcBorders>
+            <w:shd w:val="clear" w:color="auto" w:fill="FFFFFF" w:themeFill="background1"/>
+            <w:vAlign w:val="bottom"/>
+          </w:tcPr>
+          <w:p>
+            <w:pPr>
+              <w:spacing w:after="0"/>
+              <w:ind w:left="0" w:firstLine="0"/>
+              <w:jc w:val="left"/>
+              <w:rPr>
+                <w:sz w:val="26"/>
+              </w:rPr>
+            </w:pPr>
+            <w:r>
+              <w:rPr>
+                <w:sz w:val="26"/>
+              </w:rPr>
+              <w:t>2</w:t>
+            </w:r>
+          </w:p>
+        </w:tc>
+        <w:tc>
+          <w:tcPr>
+            <w:tcW w:w="2297" w:type="dxa"/>
+            <w:tcBorders>
+              <w:top w:val="single" w:sz="8" w:space="0" w:color="000000"/>
+              <w:left w:val="single" w:sz="8" w:space="0" w:color="000000"/>
+              <w:bottom w:val="single" w:sz="8" w:space="0" w:color="000000"/>
+              <w:right w:val="single" w:sz="8" w:space="0" w:color="000000"/>
+            </w:tcBorders>
+            <w:shd w:val="clear" w:color="auto" w:fill="FFFFFF" w:themeFill="background1"/>
+            <w:vAlign w:val="bottom"/>
+          </w:tcPr>
+          <w:p>
+            <w:pPr>
+              <w:spacing w:after="0"/>
+              <w:ind w:left="1" w:firstLine="0"/>
+              <w:rPr>
+                <w:sz w:val="26"/>
+                <w:lang w:val="vi-VN"/>
+              </w:rPr>
+            </w:pPr>
+            <w:r>
+              <w:rPr>
+                <w:sz w:val="26"/>
+              </w:rPr>
+              <w:t>Trịnh</w:t>
+            </w:r>
+            <w:r>
+              <w:rPr>
+                <w:sz w:val="26"/>
+                <w:lang w:val="vi-VN"/>
+              </w:rPr>
+              <w:t xml:space="preserve"> Thảo Nguyên</w:t>
+            </w:r>
+          </w:p>
+        </w:tc>
+        <w:tc>
+          <w:tcPr>
+            <w:tcW w:w="1419" w:type="dxa"/>
+            <w:tcBorders>
+              <w:top w:val="single" w:sz="8" w:space="0" w:color="000000"/>
+              <w:left w:val="single" w:sz="8" w:space="0" w:color="000000"/>
+              <w:bottom w:val="single" w:sz="8" w:space="0" w:color="000000"/>
+              <w:right w:val="single" w:sz="8" w:space="0" w:color="000000"/>
+            </w:tcBorders>
+            <w:shd w:val="clear" w:color="auto" w:fill="FFFFFF" w:themeFill="background1"/>
+            <w:vAlign w:val="bottom"/>
+          </w:tcPr>
+          <w:p>
+            <w:pPr>
+              <w:spacing w:after="0"/>
+              <w:ind w:left="1" w:firstLine="0"/>
+              <w:rPr>
+                <w:sz w:val="26"/>
+                <w:lang w:val="vi-VN"/>
+              </w:rPr>
+            </w:pPr>
+            <w:r>
+              <w:rPr>
+                <w:sz w:val="26"/>
+              </w:rPr>
+              <w:t>25</w:t>
+            </w:r>
+            <w:r>
+              <w:rPr>
+                <w:sz w:val="26"/>
+                <w:lang w:val="vi-VN"/>
+              </w:rPr>
+              <w:t>/03/2026</w:t>
+            </w:r>
+          </w:p>
+        </w:tc>
+        <w:tc>
+          <w:tcPr>
+            <w:tcW w:w="3050" w:type="dxa"/>
+            <w:tcBorders>
+              <w:top w:val="single" w:sz="8" w:space="0" w:color="000000"/>
+              <w:left w:val="single" w:sz="8" w:space="0" w:color="000000"/>
+              <w:bottom w:val="single" w:sz="8" w:space="0" w:color="000000"/>
+              <w:right w:val="single" w:sz="8" w:space="0" w:color="000000"/>
+            </w:tcBorders>
+            <w:shd w:val="clear" w:color="auto" w:fill="FFFFFF" w:themeFill="background1"/>
+            <w:vAlign w:val="bottom"/>
+          </w:tcPr>
+          <w:p>
+            <w:pPr>
+              <w:spacing w:after="0"/>
+              <w:ind w:left="1" w:firstLine="0"/>
+              <w:rPr>
+                <w:sz w:val="26"/>
+                <w:lang w:val="vi-VN"/>
+              </w:rPr>
+            </w:pPr>
+            <w:r>
+              <w:rPr>
+                <w:sz w:val="26"/>
+              </w:rPr>
+              <w:t>Bổ</w:t>
+            </w:r>
+            <w:r>
+              <w:rPr>
+                <w:sz w:val="26"/>
+                <w:lang w:val="vi-VN"/>
+              </w:rPr>
+              <w:t xml:space="preserve"> sung chức năng vào user story là “Sách đã mua”</w:t>
+            </w:r>
+          </w:p>
+        </w:tc>
+        <w:tc>
+          <w:tcPr>
+            <w:tcW w:w="1483" w:type="dxa"/>
+            <w:tcBorders>
+              <w:top w:val="single" w:sz="8" w:space="0" w:color="000000"/>
+              <w:left w:val="single" w:sz="8" w:space="0" w:color="000000"/>
+              <w:bottom w:val="single" w:sz="8" w:space="0" w:color="000000"/>
+              <w:right w:val="single" w:sz="8" w:space="0" w:color="000000"/>
+            </w:tcBorders>
+            <w:shd w:val="clear" w:color="auto" w:fill="FFFFFF" w:themeFill="background1"/>
+            <w:vAlign w:val="bottom"/>
+          </w:tcPr>
+          <w:p>
+            <w:pPr>
+              <w:spacing w:after="0"/>
+              <w:ind w:left="1" w:firstLine="0"/>
+              <w:jc w:val="center"/>
+              <w:rPr>
+                <w:sz w:val="26"/>
+              </w:rPr>
+            </w:pPr>
           </w:p>
         </w:tc>
       </w:tr>
@@ -7406,7 +7571,7 @@
                 <w:szCs w:val="20"/>
                 <w:lang w:val="vi-VN"/>
               </w:rPr>
-              <w:t>- Xem danh sách sách đã mua</w:t>
+              <w:t>- Xem danh sách đã mua</w:t>
             </w:r>
           </w:p>
         </w:tc>
@@ -7649,30 +7814,6 @@
                 <w:lang w:val="vi-VN"/>
               </w:rPr>
               <w:t>- Đánh giá người bán theo số sao</w:t>
-            </w:r>
-          </w:p>
-          <w:p>
-            <w:pPr>
-              <w:widowControl w:val="0"/>
-              <w:spacing w:line="276" w:lineRule="auto"/>
-              <w:jc w:val="left"/>
-              <w:rPr>
-                <w:rFonts w:eastAsia="Arial"/>
-                <w:color w:val="auto"/>
-                <w:sz w:val="20"/>
-                <w:szCs w:val="20"/>
-                <w:lang w:val="vi-VN"/>
-              </w:rPr>
-            </w:pPr>
-            <w:r>
-              <w:rPr>
-                <w:rFonts w:eastAsia="Arial"/>
-                <w:color w:val="auto"/>
-                <w:sz w:val="20"/>
-                <w:szCs w:val="20"/>
-                <w:lang w:val="vi-VN"/>
-              </w:rPr>
-              <w:t>- Xem điểm đánh giá của người bán</w:t>
             </w:r>
           </w:p>
         </w:tc>

--- a/49K212.06_Product backlog.docx
+++ b/49K212.06_Product backlog.docx
@@ -6379,14 +6379,256 @@
           </w:p>
         </w:tc>
       </w:tr>
+      <w:tr>
+        <w:trPr>
+          <w:trHeight w:val="1025"/>
+        </w:trPr>
+        <w:tc>
+          <w:tcPr>
+            <w:tcW w:w="1080" w:type="dxa"/>
+            <w:tcBorders>
+              <w:top w:val="single" w:sz="4" w:space="0" w:color="auto"/>
+              <w:left w:val="single" w:sz="4" w:space="0" w:color="auto"/>
+              <w:bottom w:val="single" w:sz="4" w:space="0" w:color="auto"/>
+              <w:right w:val="single" w:sz="4" w:space="0" w:color="auto"/>
+            </w:tcBorders>
+            <w:tcMar>
+              <w:top w:w="40" w:type="dxa"/>
+              <w:left w:w="40" w:type="dxa"/>
+              <w:bottom w:w="40" w:type="dxa"/>
+              <w:right w:w="40" w:type="dxa"/>
+            </w:tcMar>
+            <w:vAlign w:val="center"/>
+          </w:tcPr>
+          <w:p>
+            <w:pPr>
+              <w:widowControl w:val="0"/>
+              <w:spacing w:line="276" w:lineRule="auto"/>
+              <w:jc w:val="left"/>
+              <w:rPr>
+                <w:rFonts w:eastAsia="Arial"/>
+                <w:color w:val="auto"/>
+                <w:sz w:val="20"/>
+                <w:szCs w:val="20"/>
+              </w:rPr>
+            </w:pPr>
+            <w:r>
+              <w:rPr>
+                <w:rFonts w:eastAsia="Arial"/>
+                <w:color w:val="auto"/>
+                <w:sz w:val="20"/>
+                <w:szCs w:val="20"/>
+              </w:rPr>
+              <w:t>US18</w:t>
+            </w:r>
+          </w:p>
+        </w:tc>
+        <w:tc>
+          <w:tcPr>
+            <w:tcW w:w="1472" w:type="dxa"/>
+            <w:tcBorders>
+              <w:top w:val="single" w:sz="4" w:space="0" w:color="auto"/>
+              <w:left w:val="single" w:sz="4" w:space="0" w:color="auto"/>
+              <w:bottom w:val="single" w:sz="4" w:space="0" w:color="auto"/>
+              <w:right w:val="single" w:sz="4" w:space="0" w:color="auto"/>
+            </w:tcBorders>
+            <w:shd w:val="clear" w:color="auto" w:fill="FFFFFF"/>
+            <w:tcMar>
+              <w:top w:w="40" w:type="dxa"/>
+              <w:left w:w="40" w:type="dxa"/>
+              <w:bottom w:w="40" w:type="dxa"/>
+              <w:right w:w="40" w:type="dxa"/>
+            </w:tcMar>
+            <w:vAlign w:val="center"/>
+          </w:tcPr>
+          <w:p>
+            <w:pPr>
+              <w:widowControl w:val="0"/>
+              <w:spacing w:line="276" w:lineRule="auto"/>
+              <w:jc w:val="left"/>
+              <w:rPr>
+                <w:rFonts w:eastAsia="Arial"/>
+                <w:color w:val="auto"/>
+                <w:sz w:val="20"/>
+                <w:szCs w:val="20"/>
+                <w:lang w:val="vi-VN"/>
+              </w:rPr>
+            </w:pPr>
+            <w:r>
+              <w:rPr>
+                <w:rFonts w:eastAsia="Arial"/>
+                <w:color w:val="auto"/>
+                <w:sz w:val="20"/>
+                <w:szCs w:val="20"/>
+              </w:rPr>
+              <w:t>Người</w:t>
+            </w:r>
+            <w:r>
+              <w:rPr>
+                <w:rFonts w:eastAsia="Arial"/>
+                <w:color w:val="auto"/>
+                <w:sz w:val="20"/>
+                <w:szCs w:val="20"/>
+                <w:lang w:val="vi-VN"/>
+              </w:rPr>
+              <w:t xml:space="preserve"> dùng</w:t>
+            </w:r>
+          </w:p>
+        </w:tc>
+        <w:tc>
+          <w:tcPr>
+            <w:tcW w:w="2308" w:type="dxa"/>
+            <w:tcBorders>
+              <w:top w:val="single" w:sz="4" w:space="0" w:color="auto"/>
+              <w:left w:val="single" w:sz="4" w:space="0" w:color="auto"/>
+              <w:bottom w:val="single" w:sz="4" w:space="0" w:color="auto"/>
+              <w:right w:val="single" w:sz="4" w:space="0" w:color="auto"/>
+            </w:tcBorders>
+            <w:shd w:val="clear" w:color="auto" w:fill="FFFFFF"/>
+            <w:tcMar>
+              <w:top w:w="40" w:type="dxa"/>
+              <w:left w:w="40" w:type="dxa"/>
+              <w:bottom w:w="40" w:type="dxa"/>
+              <w:right w:w="40" w:type="dxa"/>
+            </w:tcMar>
+            <w:vAlign w:val="center"/>
+          </w:tcPr>
+          <w:p>
+            <w:pPr>
+              <w:widowControl w:val="0"/>
+              <w:spacing w:line="276" w:lineRule="auto"/>
+              <w:jc w:val="left"/>
+              <w:rPr>
+                <w:rFonts w:eastAsia="Arial"/>
+                <w:color w:val="auto"/>
+                <w:sz w:val="20"/>
+                <w:szCs w:val="20"/>
+                <w:lang w:val="vi-VN"/>
+              </w:rPr>
+            </w:pPr>
+            <w:r>
+              <w:rPr>
+                <w:rFonts w:eastAsia="Arial"/>
+                <w:color w:val="auto"/>
+                <w:sz w:val="20"/>
+                <w:szCs w:val="20"/>
+                <w:lang w:val="vi-VN"/>
+              </w:rPr>
+              <w:t>Thêm môn học mới vào danh mục sách</w:t>
+            </w:r>
+          </w:p>
+        </w:tc>
+        <w:tc>
+          <w:tcPr>
+            <w:tcW w:w="3240" w:type="dxa"/>
+            <w:tcBorders>
+              <w:top w:val="single" w:sz="4" w:space="0" w:color="auto"/>
+              <w:left w:val="single" w:sz="4" w:space="0" w:color="auto"/>
+              <w:bottom w:val="single" w:sz="4" w:space="0" w:color="auto"/>
+              <w:right w:val="single" w:sz="4" w:space="0" w:color="auto"/>
+            </w:tcBorders>
+            <w:shd w:val="clear" w:color="auto" w:fill="FFFFFF"/>
+            <w:tcMar>
+              <w:top w:w="40" w:type="dxa"/>
+              <w:left w:w="40" w:type="dxa"/>
+              <w:bottom w:w="40" w:type="dxa"/>
+              <w:right w:w="40" w:type="dxa"/>
+            </w:tcMar>
+            <w:vAlign w:val="center"/>
+          </w:tcPr>
+          <w:p>
+            <w:pPr>
+              <w:widowControl w:val="0"/>
+              <w:spacing w:line="276" w:lineRule="auto"/>
+              <w:jc w:val="left"/>
+              <w:rPr>
+                <w:rFonts w:eastAsia="Arial"/>
+                <w:color w:val="auto"/>
+                <w:sz w:val="20"/>
+                <w:szCs w:val="20"/>
+                <w:lang w:val="vi-VN"/>
+              </w:rPr>
+            </w:pPr>
+            <w:r>
+              <w:rPr>
+                <w:rFonts w:eastAsia="Arial"/>
+                <w:color w:val="auto"/>
+                <w:sz w:val="20"/>
+                <w:szCs w:val="20"/>
+                <w:lang w:val="vi-VN"/>
+              </w:rPr>
+              <w:t>C</w:t>
+            </w:r>
+            <w:r>
+              <w:rPr>
+                <w:rFonts w:eastAsia="Arial"/>
+                <w:color w:val="auto"/>
+                <w:sz w:val="20"/>
+                <w:szCs w:val="20"/>
+                <w:lang w:val="vi-VN"/>
+              </w:rPr>
+              <w:t>ó thể lọc sách theo môn học chính xác và đầy đủ, giúp việc tìm kiếm sách hiệu quả hơn</w:t>
+            </w:r>
+          </w:p>
+        </w:tc>
+        <w:tc>
+          <w:tcPr>
+            <w:tcW w:w="1260" w:type="dxa"/>
+            <w:tcBorders>
+              <w:top w:val="single" w:sz="4" w:space="0" w:color="auto"/>
+              <w:left w:val="single" w:sz="4" w:space="0" w:color="auto"/>
+              <w:bottom w:val="single" w:sz="4" w:space="0" w:color="auto"/>
+              <w:right w:val="single" w:sz="4" w:space="0" w:color="auto"/>
+            </w:tcBorders>
+            <w:shd w:val="clear" w:color="auto" w:fill="FFFFFF"/>
+            <w:tcMar>
+              <w:top w:w="40" w:type="dxa"/>
+              <w:left w:w="40" w:type="dxa"/>
+              <w:bottom w:w="40" w:type="dxa"/>
+              <w:right w:w="40" w:type="dxa"/>
+            </w:tcMar>
+            <w:vAlign w:val="center"/>
+          </w:tcPr>
+          <w:p>
+            <w:pPr>
+              <w:widowControl w:val="0"/>
+              <w:spacing w:line="276" w:lineRule="auto"/>
+              <w:jc w:val="left"/>
+              <w:rPr>
+                <w:rFonts w:eastAsia="Arial"/>
+                <w:color w:val="auto"/>
+                <w:sz w:val="20"/>
+                <w:szCs w:val="20"/>
+                <w:lang w:val="vi-VN"/>
+              </w:rPr>
+            </w:pPr>
+            <w:r>
+              <w:rPr>
+                <w:rFonts w:eastAsia="Arial"/>
+                <w:color w:val="auto"/>
+                <w:sz w:val="20"/>
+                <w:szCs w:val="20"/>
+                <w:lang w:val="vi-VN"/>
+              </w:rPr>
+              <w:t>Medium</w:t>
+            </w:r>
+          </w:p>
+        </w:tc>
+      </w:tr>
     </w:tbl>
     <w:p>
       <w:pPr>
         <w:spacing w:after="128"/>
         <w:ind w:left="0" w:firstLine="0"/>
         <w:jc w:val="left"/>
+        <w:rPr>
+          <w:lang w:val="vi-VN"/>
+        </w:rPr>
       </w:pPr>
       <w:r>
+        <w:rPr>
+          <w:lang w:val="vi-VN"/>
+        </w:rPr>
         <w:t xml:space="preserve"> </w:t>
       </w:r>
     </w:p>
@@ -6822,6 +7064,7 @@
                 <w:szCs w:val="20"/>
                 <w:lang w:val="vi-VN"/>
               </w:rPr>
+              <w:lastRenderedPageBreak/>
               <w:t>- Khôi phục mật khẩu khi quên</w:t>
             </w:r>
           </w:p>
@@ -6869,7 +7112,6 @@
                 <w:szCs w:val="20"/>
                 <w:lang w:val="vi-VN"/>
               </w:rPr>
-              <w:lastRenderedPageBreak/>
               <w:t>- Đăng xuất khỏi hệ thống</w:t>
             </w:r>
           </w:p>
@@ -7255,6 +7497,30 @@
                 <w:lang w:val="vi-VN"/>
               </w:rPr>
               <w:t>- Sách của tôi</w:t>
+            </w:r>
+          </w:p>
+          <w:p>
+            <w:pPr>
+              <w:widowControl w:val="0"/>
+              <w:spacing w:line="276" w:lineRule="auto"/>
+              <w:jc w:val="left"/>
+              <w:rPr>
+                <w:rFonts w:eastAsia="Arial"/>
+                <w:color w:val="auto"/>
+                <w:sz w:val="20"/>
+                <w:szCs w:val="20"/>
+                <w:lang w:val="vi-VN"/>
+              </w:rPr>
+            </w:pPr>
+            <w:r>
+              <w:rPr>
+                <w:rFonts w:eastAsia="Arial"/>
+                <w:color w:val="auto"/>
+                <w:sz w:val="20"/>
+                <w:szCs w:val="20"/>
+                <w:lang w:val="vi-VN"/>
+              </w:rPr>
+              <w:t>- Thêm môn học</w:t>
             </w:r>
           </w:p>
         </w:tc>
@@ -10030,7 +10296,6 @@
   <w:style w:type="character" w:default="1" w:styleId="Phngmcinhcuaoanvn">
     <w:name w:val="Default Paragraph Font"/>
     <w:uiPriority w:val="1"/>
-    <w:semiHidden/>
     <w:unhideWhenUsed/>
   </w:style>
   <w:style w:type="table" w:default="1" w:styleId="BangThngthng">
